--- a/Reportes/PolizadeIncendio2.docx
+++ b/Reportes/PolizadeIncendio2.docx
@@ -122,7 +122,25 @@
                 <w:sz w:val="16"/>
                 <w:szCs w:val="16"/>
               </w:rPr>
-              <w:t>{custom.Tomador.NombreCompleto}</w:t>
+              <w:t>{</w:t>
+            </w:r>
+            <w:proofErr w:type="spellStart"/>
+            <w:proofErr w:type="gramStart"/>
+            <w:r>
+              <w:rPr>
+                <w:sz w:val="16"/>
+                <w:szCs w:val="16"/>
+              </w:rPr>
+              <w:t>custom.Tomador.NombreCompleto</w:t>
+            </w:r>
+            <w:proofErr w:type="spellEnd"/>
+            <w:proofErr w:type="gramEnd"/>
+            <w:r>
+              <w:rPr>
+                <w:sz w:val="16"/>
+                <w:szCs w:val="16"/>
+              </w:rPr>
+              <w:t>}</w:t>
             </w:r>
           </w:p>
         </w:tc>
@@ -161,7 +179,7 @@
       </w:tblGrid>
       <w:tr>
         <w:trPr>
-          <w:trHeight w:hRule="exact" w:val="284"/>
+          <w:trHeight w:val="227"/>
         </w:trPr>
         <w:tc>
           <w:tcPr>
@@ -207,7 +225,25 @@
                 <w:sz w:val="16"/>
                 <w:szCs w:val="16"/>
               </w:rPr>
-              <w:t>{custom.Asegurado.NombreCompleto}</w:t>
+              <w:t>{</w:t>
+            </w:r>
+            <w:proofErr w:type="spellStart"/>
+            <w:proofErr w:type="gramStart"/>
+            <w:r>
+              <w:rPr>
+                <w:sz w:val="16"/>
+                <w:szCs w:val="16"/>
+              </w:rPr>
+              <w:t>custom.Asegurado.NombreCompleto</w:t>
+            </w:r>
+            <w:proofErr w:type="spellEnd"/>
+            <w:proofErr w:type="gramEnd"/>
+            <w:r>
+              <w:rPr>
+                <w:sz w:val="16"/>
+                <w:szCs w:val="16"/>
+              </w:rPr>
+              <w:t>}</w:t>
             </w:r>
           </w:p>
         </w:tc>
@@ -222,6 +258,7 @@
                 <w:sz w:val="20"/>
               </w:rPr>
             </w:pPr>
+            <w:proofErr w:type="spellStart"/>
             <w:r>
               <w:rPr>
                 <w:b/>
@@ -230,7 +267,18 @@
                 <w:szCs w:val="16"/>
                 <w:lang w:val="es-PA"/>
               </w:rPr>
-              <w:t>Ced/Ruc:</w:t>
+              <w:t>Ced</w:t>
+            </w:r>
+            <w:proofErr w:type="spellEnd"/>
+            <w:r>
+              <w:rPr>
+                <w:b/>
+                <w:bCs/>
+                <w:sz w:val="16"/>
+                <w:szCs w:val="16"/>
+                <w:lang w:val="es-PA"/>
+              </w:rPr>
+              <w:t>/Ruc:</w:t>
             </w:r>
           </w:p>
         </w:tc>
@@ -258,6 +306,8 @@
               </w:rPr>
               <w:t>{</w:t>
             </w:r>
+            <w:proofErr w:type="spellStart"/>
+            <w:proofErr w:type="gramStart"/>
             <w:r>
               <w:rPr>
                 <w:spacing w:val="-2"/>
@@ -266,6 +316,8 @@
               </w:rPr>
               <w:t>custom.Asegurado.Identificacion</w:t>
             </w:r>
+            <w:proofErr w:type="spellEnd"/>
+            <w:proofErr w:type="gramEnd"/>
             <w:r>
               <w:rPr>
                 <w:sz w:val="16"/>
@@ -311,7 +363,7 @@
       </w:tr>
       <w:tr>
         <w:trPr>
-          <w:trHeight w:hRule="exact" w:val="284"/>
+          <w:trHeight w:val="227"/>
         </w:trPr>
         <w:tc>
           <w:tcPr>
@@ -360,7 +412,27 @@
                 <w:sz w:val="16"/>
                 <w:szCs w:val="16"/>
               </w:rPr>
-              <w:t>{custom.Asegurado.DireccionCompleta}</w:t>
+              <w:t>{</w:t>
+            </w:r>
+            <w:proofErr w:type="spellStart"/>
+            <w:proofErr w:type="gramStart"/>
+            <w:r>
+              <w:rPr>
+                <w:spacing w:val="-2"/>
+                <w:sz w:val="16"/>
+                <w:szCs w:val="16"/>
+              </w:rPr>
+              <w:t>custom.Asegurado.DireccionCompleta</w:t>
+            </w:r>
+            <w:proofErr w:type="spellEnd"/>
+            <w:proofErr w:type="gramEnd"/>
+            <w:r>
+              <w:rPr>
+                <w:spacing w:val="-2"/>
+                <w:sz w:val="16"/>
+                <w:szCs w:val="16"/>
+              </w:rPr>
+              <w:t>}</w:t>
             </w:r>
           </w:p>
         </w:tc>
@@ -438,14 +510,32 @@
                 <w:sz w:val="16"/>
                 <w:szCs w:val="16"/>
               </w:rPr>
-              <w:t>{custom.FechaInicioVigencia}</w:t>
+              <w:t>{</w:t>
+            </w:r>
+            <w:proofErr w:type="spellStart"/>
+            <w:proofErr w:type="gramStart"/>
+            <w:r>
+              <w:rPr>
+                <w:sz w:val="16"/>
+                <w:szCs w:val="16"/>
+              </w:rPr>
+              <w:t>custom.FechaInicioVigencia</w:t>
+            </w:r>
+            <w:proofErr w:type="spellEnd"/>
+            <w:proofErr w:type="gramEnd"/>
+            <w:r>
+              <w:rPr>
+                <w:sz w:val="16"/>
+                <w:szCs w:val="16"/>
+              </w:rPr>
+              <w:t>}</w:t>
             </w:r>
           </w:p>
         </w:tc>
       </w:tr>
       <w:tr>
         <w:trPr>
-          <w:trHeight w:hRule="exact" w:val="284"/>
+          <w:trHeight w:val="227"/>
         </w:trPr>
         <w:tc>
           <w:tcPr>
@@ -492,7 +582,25 @@
                 <w:sz w:val="16"/>
                 <w:szCs w:val="16"/>
               </w:rPr>
-              <w:t>{custom.Asegurado.TelefonoContacto}</w:t>
+              <w:t>{</w:t>
+            </w:r>
+            <w:proofErr w:type="spellStart"/>
+            <w:proofErr w:type="gramStart"/>
+            <w:r>
+              <w:rPr>
+                <w:sz w:val="16"/>
+                <w:szCs w:val="16"/>
+              </w:rPr>
+              <w:t>custom.Asegurado.TelefonoContacto</w:t>
+            </w:r>
+            <w:proofErr w:type="spellEnd"/>
+            <w:proofErr w:type="gramEnd"/>
+            <w:r>
+              <w:rPr>
+                <w:sz w:val="16"/>
+                <w:szCs w:val="16"/>
+              </w:rPr>
+              <w:t>}</w:t>
             </w:r>
           </w:p>
         </w:tc>
@@ -573,14 +681,34 @@
                 <w:sz w:val="16"/>
                 <w:szCs w:val="16"/>
               </w:rPr>
-              <w:t>{custom.FechaFinVigencia}</w:t>
+              <w:t>{</w:t>
+            </w:r>
+            <w:proofErr w:type="spellStart"/>
+            <w:proofErr w:type="gramStart"/>
+            <w:r>
+              <w:rPr>
+                <w:spacing w:val="-2"/>
+                <w:sz w:val="16"/>
+                <w:szCs w:val="16"/>
+              </w:rPr>
+              <w:t>custom.FechaFinVigencia</w:t>
+            </w:r>
+            <w:proofErr w:type="spellEnd"/>
+            <w:proofErr w:type="gramEnd"/>
+            <w:r>
+              <w:rPr>
+                <w:spacing w:val="-2"/>
+                <w:sz w:val="16"/>
+                <w:szCs w:val="16"/>
+              </w:rPr>
+              <w:t>}</w:t>
             </w:r>
           </w:p>
         </w:tc>
       </w:tr>
       <w:tr>
         <w:trPr>
-          <w:trHeight w:hRule="exact" w:val="284"/>
+          <w:trHeight w:val="227"/>
         </w:trPr>
         <w:tc>
           <w:tcPr>
@@ -619,7 +747,16 @@
                 <w:sz w:val="16"/>
                 <w:szCs w:val="16"/>
               </w:rPr>
-              <w:t>{custom.Asegurado.Telefono</w:t>
+              <w:t>{</w:t>
+            </w:r>
+            <w:proofErr w:type="spellStart"/>
+            <w:proofErr w:type="gramStart"/>
+            <w:r>
+              <w:rPr>
+                <w:sz w:val="16"/>
+                <w:szCs w:val="16"/>
+              </w:rPr>
+              <w:t>custom.Asegurado.Telefono</w:t>
             </w:r>
             <w:r>
               <w:rPr>
@@ -628,6 +765,8 @@
               </w:rPr>
               <w:t>Fax</w:t>
             </w:r>
+            <w:proofErr w:type="spellEnd"/>
+            <w:proofErr w:type="gramEnd"/>
             <w:r>
               <w:rPr>
                 <w:sz w:val="16"/>
@@ -684,7 +823,16 @@
                 <w:sz w:val="16"/>
                 <w:szCs w:val="16"/>
               </w:rPr>
-              <w:t>{custom.Asegurado.Telefono</w:t>
+              <w:t>{</w:t>
+            </w:r>
+            <w:proofErr w:type="spellStart"/>
+            <w:proofErr w:type="gramStart"/>
+            <w:r>
+              <w:rPr>
+                <w:sz w:val="16"/>
+                <w:szCs w:val="16"/>
+              </w:rPr>
+              <w:t>custom.Asegurado.Telefono</w:t>
             </w:r>
             <w:r>
               <w:rPr>
@@ -693,6 +841,8 @@
               </w:rPr>
               <w:t>Celular</w:t>
             </w:r>
+            <w:proofErr w:type="spellEnd"/>
+            <w:proofErr w:type="gramEnd"/>
             <w:r>
               <w:rPr>
                 <w:sz w:val="16"/>
@@ -745,14 +895,24 @@
                 <w:sz w:val="16"/>
                 <w:szCs w:val="16"/>
               </w:rPr>
-              <w:t>{custom.</w:t>
-            </w:r>
+              <w:t>{</w:t>
+            </w:r>
+            <w:proofErr w:type="spellStart"/>
+            <w:proofErr w:type="gramStart"/>
             <w:r>
               <w:rPr>
                 <w:spacing w:val="-2"/>
                 <w:sz w:val="16"/>
                 <w:szCs w:val="16"/>
               </w:rPr>
+              <w:t>custom.</w:t>
+            </w:r>
+            <w:r>
+              <w:rPr>
+                <w:spacing w:val="-2"/>
+                <w:sz w:val="16"/>
+                <w:szCs w:val="16"/>
+              </w:rPr>
               <w:t>Hora</w:t>
             </w:r>
             <w:r>
@@ -761,14 +921,24 @@
                 <w:sz w:val="16"/>
                 <w:szCs w:val="16"/>
               </w:rPr>
-              <w:t>Vigencia}</w:t>
+              <w:t>Vigencia</w:t>
+            </w:r>
+            <w:proofErr w:type="spellEnd"/>
+            <w:proofErr w:type="gramEnd"/>
+            <w:r>
+              <w:rPr>
+                <w:spacing w:val="-2"/>
+                <w:sz w:val="16"/>
+                <w:szCs w:val="16"/>
+              </w:rPr>
+              <w:t>}</w:t>
             </w:r>
           </w:p>
         </w:tc>
       </w:tr>
       <w:tr>
         <w:trPr>
-          <w:trHeight w:hRule="exact" w:val="284"/>
+          <w:trHeight w:val="227"/>
         </w:trPr>
         <w:tc>
           <w:tcPr>
@@ -807,7 +977,16 @@
                 <w:sz w:val="16"/>
                 <w:szCs w:val="16"/>
               </w:rPr>
-              <w:t>{custom.</w:t>
+              <w:t>{</w:t>
+            </w:r>
+            <w:proofErr w:type="spellStart"/>
+            <w:proofErr w:type="gramStart"/>
+            <w:r>
+              <w:rPr>
+                <w:sz w:val="16"/>
+                <w:szCs w:val="16"/>
+              </w:rPr>
+              <w:t>custom.</w:t>
             </w:r>
             <w:r>
               <w:rPr>
@@ -830,6 +1009,8 @@
               </w:rPr>
               <w:t>NombrePais</w:t>
             </w:r>
+            <w:proofErr w:type="spellEnd"/>
+            <w:proofErr w:type="gramEnd"/>
             <w:r>
               <w:rPr>
                 <w:sz w:val="16"/>
@@ -886,7 +1067,16 @@
                 <w:sz w:val="16"/>
                 <w:szCs w:val="16"/>
               </w:rPr>
-              <w:t>{custom.Asegurado.</w:t>
+              <w:t>{</w:t>
+            </w:r>
+            <w:proofErr w:type="spellStart"/>
+            <w:proofErr w:type="gramStart"/>
+            <w:r>
+              <w:rPr>
+                <w:sz w:val="16"/>
+                <w:szCs w:val="16"/>
+              </w:rPr>
+              <w:t>custom.Asegurado.</w:t>
             </w:r>
             <w:r>
               <w:rPr>
@@ -895,6 +1085,8 @@
               </w:rPr>
               <w:t>Email</w:t>
             </w:r>
+            <w:proofErr w:type="spellEnd"/>
+            <w:proofErr w:type="gramEnd"/>
             <w:r>
               <w:rPr>
                 <w:sz w:val="16"/>
@@ -938,7 +1130,7 @@
       </w:tr>
       <w:tr>
         <w:trPr>
-          <w:trHeight w:hRule="exact" w:val="284"/>
+          <w:trHeight w:val="227"/>
         </w:trPr>
         <w:tc>
           <w:tcPr>
@@ -985,7 +1177,16 @@
                 <w:sz w:val="16"/>
                 <w:szCs w:val="16"/>
               </w:rPr>
-              <w:t>{custom.</w:t>
+              <w:t>{</w:t>
+            </w:r>
+            <w:proofErr w:type="spellStart"/>
+            <w:proofErr w:type="gramStart"/>
+            <w:r>
+              <w:rPr>
+                <w:sz w:val="16"/>
+                <w:szCs w:val="16"/>
+              </w:rPr>
+              <w:t>custom.</w:t>
             </w:r>
             <w:r>
               <w:rPr>
@@ -1008,6 +1209,8 @@
               </w:rPr>
               <w:t>NombreProvincia</w:t>
             </w:r>
+            <w:proofErr w:type="spellEnd"/>
+            <w:proofErr w:type="gramEnd"/>
             <w:r>
               <w:rPr>
                 <w:sz w:val="16"/>
@@ -1145,7 +1348,25 @@
                 <w:sz w:val="16"/>
                 <w:szCs w:val="16"/>
               </w:rPr>
-              <w:t>{custom.Acreedor.NombreCompleto}</w:t>
+              <w:t>{</w:t>
+            </w:r>
+            <w:proofErr w:type="spellStart"/>
+            <w:proofErr w:type="gramStart"/>
+            <w:r>
+              <w:rPr>
+                <w:sz w:val="16"/>
+                <w:szCs w:val="16"/>
+              </w:rPr>
+              <w:t>custom.Acreedor.NombreCompleto</w:t>
+            </w:r>
+            <w:proofErr w:type="spellEnd"/>
+            <w:proofErr w:type="gramEnd"/>
+            <w:r>
+              <w:rPr>
+                <w:sz w:val="16"/>
+                <w:szCs w:val="16"/>
+              </w:rPr>
+              <w:t>}</w:t>
             </w:r>
           </w:p>
         </w:tc>
@@ -1189,7 +1410,16 @@
                 <w:sz w:val="16"/>
                 <w:szCs w:val="16"/>
               </w:rPr>
-              <w:t>{custom.Productor</w:t>
+              <w:t>{</w:t>
+            </w:r>
+            <w:proofErr w:type="spellStart"/>
+            <w:proofErr w:type="gramStart"/>
+            <w:r>
+              <w:rPr>
+                <w:sz w:val="16"/>
+                <w:szCs w:val="16"/>
+              </w:rPr>
+              <w:t>custom.Productor</w:t>
             </w:r>
             <w:r>
               <w:rPr>
@@ -1198,6 +1428,8 @@
               </w:rPr>
               <w:t>.NombreCompleto</w:t>
             </w:r>
+            <w:proofErr w:type="spellEnd"/>
+            <w:proofErr w:type="gramEnd"/>
             <w:r>
               <w:rPr>
                 <w:sz w:val="16"/>
@@ -1271,7 +1503,7 @@
       </w:tr>
       <w:tr>
         <w:trPr>
-          <w:trHeight w:hRule="exact" w:val="284"/>
+          <w:trHeight w:val="227"/>
         </w:trPr>
         <w:tc>
           <w:tcPr>
@@ -1330,7 +1562,25 @@
                 <w:sz w:val="16"/>
                 <w:szCs w:val="16"/>
               </w:rPr>
-              <w:t>{custom.Riesgo.TipoObjeto}</w:t>
+              <w:t>{</w:t>
+            </w:r>
+            <w:proofErr w:type="spellStart"/>
+            <w:proofErr w:type="gramStart"/>
+            <w:r>
+              <w:rPr>
+                <w:sz w:val="16"/>
+                <w:szCs w:val="16"/>
+              </w:rPr>
+              <w:t>custom.Riesgo.TipoObjeto</w:t>
+            </w:r>
+            <w:proofErr w:type="spellEnd"/>
+            <w:proofErr w:type="gramEnd"/>
+            <w:r>
+              <w:rPr>
+                <w:sz w:val="16"/>
+                <w:szCs w:val="16"/>
+              </w:rPr>
+              <w:t>}</w:t>
             </w:r>
           </w:p>
         </w:tc>
@@ -1400,6 +1650,8 @@
               </w:rPr>
               <w:t>{</w:t>
             </w:r>
+            <w:proofErr w:type="spellStart"/>
+            <w:proofErr w:type="gramStart"/>
             <w:r>
               <w:rPr>
                 <w:spacing w:val="-2"/>
@@ -1432,6 +1684,8 @@
               </w:rPr>
               <w:t>NombrePais</w:t>
             </w:r>
+            <w:proofErr w:type="spellEnd"/>
+            <w:proofErr w:type="gramEnd"/>
             <w:r>
               <w:rPr>
                 <w:sz w:val="16"/>
@@ -1495,6 +1749,8 @@
               </w:rPr>
               <w:t>{</w:t>
             </w:r>
+            <w:proofErr w:type="spellStart"/>
+            <w:proofErr w:type="gramStart"/>
             <w:r>
               <w:rPr>
                 <w:bCs/>
@@ -1504,6 +1760,8 @@
               </w:rPr>
               <w:t>custom.Riesgo.NombreProvincia</w:t>
             </w:r>
+            <w:proofErr w:type="spellEnd"/>
+            <w:proofErr w:type="gramEnd"/>
             <w:r>
               <w:rPr>
                 <w:bCs/>
@@ -1518,7 +1776,7 @@
       </w:tr>
       <w:tr>
         <w:trPr>
-          <w:trHeight w:hRule="exact" w:val="284"/>
+          <w:trHeight w:val="227"/>
         </w:trPr>
         <w:tc>
           <w:tcPr>
@@ -1578,7 +1836,16 @@
                 <w:sz w:val="16"/>
                 <w:szCs w:val="16"/>
               </w:rPr>
-              <w:t>{custom.Riesgo.</w:t>
+              <w:t>{</w:t>
+            </w:r>
+            <w:proofErr w:type="spellStart"/>
+            <w:proofErr w:type="gramStart"/>
+            <w:r>
+              <w:rPr>
+                <w:sz w:val="16"/>
+                <w:szCs w:val="16"/>
+              </w:rPr>
+              <w:t>custom.Riesgo.</w:t>
             </w:r>
             <w:r>
               <w:rPr>
@@ -1587,6 +1854,8 @@
               </w:rPr>
               <w:t>NombreDistrito</w:t>
             </w:r>
+            <w:proofErr w:type="spellEnd"/>
+            <w:proofErr w:type="gramEnd"/>
             <w:r>
               <w:rPr>
                 <w:sz w:val="16"/>
@@ -1705,6 +1974,8 @@
               </w:rPr>
               <w:t>{</w:t>
             </w:r>
+            <w:proofErr w:type="spellStart"/>
+            <w:proofErr w:type="gramStart"/>
             <w:r>
               <w:rPr>
                 <w:bCs/>
@@ -1714,6 +1985,8 @@
               </w:rPr>
               <w:t>custom.Riesgo.NombreBarriada</w:t>
             </w:r>
+            <w:proofErr w:type="spellEnd"/>
+            <w:proofErr w:type="gramEnd"/>
             <w:r>
               <w:rPr>
                 <w:bCs/>
@@ -1728,7 +2001,7 @@
       </w:tr>
       <w:tr>
         <w:trPr>
-          <w:trHeight w:hRule="exact" w:val="284"/>
+          <w:trHeight w:val="227"/>
         </w:trPr>
         <w:tc>
           <w:tcPr>
@@ -1788,7 +2061,16 @@
                 <w:sz w:val="16"/>
                 <w:szCs w:val="16"/>
               </w:rPr>
-              <w:t>{custom.Riesgo.</w:t>
+              <w:t>{</w:t>
+            </w:r>
+            <w:proofErr w:type="spellStart"/>
+            <w:proofErr w:type="gramStart"/>
+            <w:r>
+              <w:rPr>
+                <w:sz w:val="16"/>
+                <w:szCs w:val="16"/>
+              </w:rPr>
+              <w:t>custom.Riesgo.</w:t>
             </w:r>
             <w:r>
               <w:rPr>
@@ -1797,6 +2079,8 @@
               </w:rPr>
               <w:t>Manzana</w:t>
             </w:r>
+            <w:proofErr w:type="spellEnd"/>
+            <w:proofErr w:type="gramEnd"/>
             <w:r>
               <w:rPr>
                 <w:sz w:val="16"/>
@@ -1890,7 +2174,7 @@
       </w:tr>
       <w:tr>
         <w:trPr>
-          <w:trHeight w:hRule="exact" w:val="284"/>
+          <w:trHeight w:val="227"/>
         </w:trPr>
         <w:tc>
           <w:tcPr>
@@ -1950,7 +2234,16 @@
                 <w:sz w:val="16"/>
                 <w:szCs w:val="16"/>
               </w:rPr>
-              <w:t>{custom.Riesgo.</w:t>
+              <w:t>{</w:t>
+            </w:r>
+            <w:proofErr w:type="spellStart"/>
+            <w:proofErr w:type="gramStart"/>
+            <w:r>
+              <w:rPr>
+                <w:sz w:val="16"/>
+                <w:szCs w:val="16"/>
+              </w:rPr>
+              <w:t>custom.Riesgo.</w:t>
             </w:r>
             <w:r>
               <w:rPr>
@@ -1966,6 +2259,8 @@
               </w:rPr>
               <w:t>Edificio</w:t>
             </w:r>
+            <w:proofErr w:type="spellEnd"/>
+            <w:proofErr w:type="gramEnd"/>
             <w:r>
               <w:rPr>
                 <w:sz w:val="16"/>
@@ -2054,7 +2349,7 @@
       </w:tr>
       <w:tr>
         <w:trPr>
-          <w:trHeight w:hRule="exact" w:val="284"/>
+          <w:trHeight w:val="227"/>
         </w:trPr>
         <w:tc>
           <w:tcPr>
@@ -2109,6 +2404,8 @@
               </w:rPr>
               <w:t>{</w:t>
             </w:r>
+            <w:proofErr w:type="spellStart"/>
+            <w:proofErr w:type="gramStart"/>
             <w:r>
               <w:rPr>
                 <w:sz w:val="16"/>
@@ -2137,6 +2434,8 @@
               </w:rPr>
               <w:t>Direccion</w:t>
             </w:r>
+            <w:proofErr w:type="spellEnd"/>
+            <w:proofErr w:type="gramEnd"/>
             <w:r>
               <w:rPr>
                 <w:sz w:val="16"/>
@@ -2305,7 +2604,23 @@
                 <w:sz w:val="16"/>
                 <w:szCs w:val="16"/>
               </w:rPr>
-              <w:t>{#custom}{#Cobertura}{name}</w:t>
+              <w:t>{#</w:t>
+            </w:r>
+            <w:proofErr w:type="gramStart"/>
+            <w:r>
+              <w:rPr>
+                <w:sz w:val="16"/>
+                <w:szCs w:val="16"/>
+              </w:rPr>
+              <w:t>custom}{</w:t>
+            </w:r>
+            <w:proofErr w:type="gramEnd"/>
+            <w:r>
+              <w:rPr>
+                <w:sz w:val="16"/>
+                <w:szCs w:val="16"/>
+              </w:rPr>
+              <w:t>#Cobertura}{name}</w:t>
             </w:r>
           </w:p>
         </w:tc>
@@ -2328,12 +2643,21 @@
               </w:rPr>
               <w:t>{</w:t>
             </w:r>
-            <w:r>
-              <w:rPr>
-                <w:sz w:val="16"/>
-                <w:szCs w:val="16"/>
-              </w:rPr>
-              <w:t>SumaAsegurada}</w:t>
+            <w:proofErr w:type="spellStart"/>
+            <w:r>
+              <w:rPr>
+                <w:sz w:val="16"/>
+                <w:szCs w:val="16"/>
+              </w:rPr>
+              <w:t>SumaAsegurada</w:t>
+            </w:r>
+            <w:proofErr w:type="spellEnd"/>
+            <w:r>
+              <w:rPr>
+                <w:sz w:val="16"/>
+                <w:szCs w:val="16"/>
+              </w:rPr>
+              <w:t>}</w:t>
             </w:r>
           </w:p>
         </w:tc>
@@ -2354,7 +2678,23 @@
                 <w:sz w:val="16"/>
                 <w:szCs w:val="16"/>
               </w:rPr>
-              <w:t>{Descripcion}</w:t>
+              <w:t>{</w:t>
+            </w:r>
+            <w:proofErr w:type="spellStart"/>
+            <w:r>
+              <w:rPr>
+                <w:sz w:val="16"/>
+                <w:szCs w:val="16"/>
+              </w:rPr>
+              <w:t>Descripcion</w:t>
+            </w:r>
+            <w:proofErr w:type="spellEnd"/>
+            <w:r>
+              <w:rPr>
+                <w:sz w:val="16"/>
+                <w:szCs w:val="16"/>
+              </w:rPr>
+              <w:t>}</w:t>
             </w:r>
           </w:p>
         </w:tc>
@@ -2375,7 +2715,15 @@
                 <w:sz w:val="16"/>
                 <w:szCs w:val="16"/>
               </w:rPr>
-              <w:t>{Prima</w:t>
+              <w:t>{</w:t>
+            </w:r>
+            <w:proofErr w:type="spellStart"/>
+            <w:r>
+              <w:rPr>
+                <w:sz w:val="16"/>
+                <w:szCs w:val="16"/>
+              </w:rPr>
+              <w:t>Prima</w:t>
             </w:r>
             <w:r>
               <w:rPr>
@@ -2384,12 +2732,22 @@
               </w:rPr>
               <w:t>Neta</w:t>
             </w:r>
-            <w:r>
-              <w:rPr>
-                <w:sz w:val="16"/>
-                <w:szCs w:val="16"/>
-              </w:rPr>
-              <w:t>}{/}{/}</w:t>
+            <w:proofErr w:type="spellEnd"/>
+            <w:proofErr w:type="gramStart"/>
+            <w:r>
+              <w:rPr>
+                <w:sz w:val="16"/>
+                <w:szCs w:val="16"/>
+              </w:rPr>
+              <w:t>}{</w:t>
+            </w:r>
+            <w:proofErr w:type="gramEnd"/>
+            <w:r>
+              <w:rPr>
+                <w:sz w:val="16"/>
+                <w:szCs w:val="16"/>
+              </w:rPr>
+              <w:t>/}{/}</w:t>
             </w:r>
           </w:p>
         </w:tc>
@@ -2567,7 +2925,37 @@
                   <w14:bevel/>
                 </w14:textOutline>
               </w:rPr>
-              <w:t>{custom.PrimaNetaTotal}</w:t>
+              <w:t>{</w:t>
+            </w:r>
+            <w:proofErr w:type="spellStart"/>
+            <w:proofErr w:type="gramStart"/>
+            <w:r>
+              <w:rPr>
+                <w:spacing w:val="-2"/>
+                <w:sz w:val="16"/>
+                <w:szCs w:val="16"/>
+                <w14:textOutline w14:w="9525" w14:cap="rnd" w14:cmpd="sng" w14:algn="ctr">
+                  <w14:noFill/>
+                  <w14:prstDash w14:val="solid"/>
+                  <w14:bevel/>
+                </w14:textOutline>
+              </w:rPr>
+              <w:t>custom.PrimaNetaTotal</w:t>
+            </w:r>
+            <w:proofErr w:type="spellEnd"/>
+            <w:proofErr w:type="gramEnd"/>
+            <w:r>
+              <w:rPr>
+                <w:spacing w:val="-2"/>
+                <w:sz w:val="16"/>
+                <w:szCs w:val="16"/>
+                <w14:textOutline w14:w="9525" w14:cap="rnd" w14:cmpd="sng" w14:algn="ctr">
+                  <w14:noFill/>
+                  <w14:prstDash w14:val="solid"/>
+                  <w14:bevel/>
+                </w14:textOutline>
+              </w:rPr>
+              <w:t>}</w:t>
             </w:r>
           </w:p>
         </w:tc>
@@ -2659,7 +3047,33 @@
                   <w14:bevel/>
                 </w14:textOutline>
               </w:rPr>
-              <w:t>{custom.AcuerdoPago.Forma}</w:t>
+              <w:t>{</w:t>
+            </w:r>
+            <w:proofErr w:type="spellStart"/>
+            <w:proofErr w:type="gramStart"/>
+            <w:r>
+              <w:rPr>
+                <w:spacing w:val="-2"/>
+                <w14:textOutline w14:w="9525" w14:cap="rnd" w14:cmpd="sng" w14:algn="ctr">
+                  <w14:noFill/>
+                  <w14:prstDash w14:val="solid"/>
+                  <w14:bevel/>
+                </w14:textOutline>
+              </w:rPr>
+              <w:t>custom.AcuerdoPago.Forma</w:t>
+            </w:r>
+            <w:proofErr w:type="spellEnd"/>
+            <w:proofErr w:type="gramEnd"/>
+            <w:r>
+              <w:rPr>
+                <w:spacing w:val="-2"/>
+                <w14:textOutline w14:w="9525" w14:cap="rnd" w14:cmpd="sng" w14:algn="ctr">
+                  <w14:noFill/>
+                  <w14:prstDash w14:val="solid"/>
+                  <w14:bevel/>
+                </w14:textOutline>
+              </w:rPr>
+              <w:t>}</w:t>
             </w:r>
           </w:p>
         </w:tc>
@@ -2762,7 +3176,37 @@
                   <w14:bevel/>
                 </w14:textOutline>
               </w:rPr>
-              <w:t>{custom.Impuesto}</w:t>
+              <w:t>{</w:t>
+            </w:r>
+            <w:proofErr w:type="spellStart"/>
+            <w:proofErr w:type="gramStart"/>
+            <w:r>
+              <w:rPr>
+                <w:spacing w:val="-4"/>
+                <w:sz w:val="16"/>
+                <w:szCs w:val="16"/>
+                <w14:textOutline w14:w="9525" w14:cap="rnd" w14:cmpd="sng" w14:algn="ctr">
+                  <w14:noFill/>
+                  <w14:prstDash w14:val="solid"/>
+                  <w14:bevel/>
+                </w14:textOutline>
+              </w:rPr>
+              <w:t>custom.Impuesto</w:t>
+            </w:r>
+            <w:proofErr w:type="spellEnd"/>
+            <w:proofErr w:type="gramEnd"/>
+            <w:r>
+              <w:rPr>
+                <w:spacing w:val="-4"/>
+                <w:sz w:val="16"/>
+                <w:szCs w:val="16"/>
+                <w14:textOutline w14:w="9525" w14:cap="rnd" w14:cmpd="sng" w14:algn="ctr">
+                  <w14:noFill/>
+                  <w14:prstDash w14:val="solid"/>
+                  <w14:bevel/>
+                </w14:textOutline>
+              </w:rPr>
+              <w:t>}</w:t>
             </w:r>
           </w:p>
           <w:p>
@@ -2824,7 +3268,33 @@
                   <w14:bevel/>
                 </w14:textOutline>
               </w:rPr>
-              <w:t>{custom.AcuerdoPago.Frecuencia}</w:t>
+              <w:t>{</w:t>
+            </w:r>
+            <w:proofErr w:type="spellStart"/>
+            <w:proofErr w:type="gramStart"/>
+            <w:r>
+              <w:rPr>
+                <w:spacing w:val="-2"/>
+                <w14:textOutline w14:w="9525" w14:cap="rnd" w14:cmpd="sng" w14:algn="ctr">
+                  <w14:noFill/>
+                  <w14:prstDash w14:val="solid"/>
+                  <w14:bevel/>
+                </w14:textOutline>
+              </w:rPr>
+              <w:t>custom.AcuerdoPago.Frecuencia</w:t>
+            </w:r>
+            <w:proofErr w:type="spellEnd"/>
+            <w:proofErr w:type="gramEnd"/>
+            <w:r>
+              <w:rPr>
+                <w:spacing w:val="-2"/>
+                <w14:textOutline w14:w="9525" w14:cap="rnd" w14:cmpd="sng" w14:algn="ctr">
+                  <w14:noFill/>
+                  <w14:prstDash w14:val="solid"/>
+                  <w14:bevel/>
+                </w14:textOutline>
+              </w:rPr>
+              <w:t>}</w:t>
             </w:r>
           </w:p>
         </w:tc>
@@ -2874,7 +3344,33 @@
                   <w14:bevel/>
                 </w14:textOutline>
               </w:rPr>
-              <w:t>{custom.AcuerdoPago.NumPagos}</w:t>
+              <w:t>{</w:t>
+            </w:r>
+            <w:proofErr w:type="spellStart"/>
+            <w:proofErr w:type="gramStart"/>
+            <w:r>
+              <w:rPr>
+                <w:spacing w:val="-5"/>
+                <w14:textOutline w14:w="9525" w14:cap="rnd" w14:cmpd="sng" w14:algn="ctr">
+                  <w14:noFill/>
+                  <w14:prstDash w14:val="solid"/>
+                  <w14:bevel/>
+                </w14:textOutline>
+              </w:rPr>
+              <w:t>custom.AcuerdoPago.NumPagos</w:t>
+            </w:r>
+            <w:proofErr w:type="spellEnd"/>
+            <w:proofErr w:type="gramEnd"/>
+            <w:r>
+              <w:rPr>
+                <w:spacing w:val="-5"/>
+                <w14:textOutline w14:w="9525" w14:cap="rnd" w14:cmpd="sng" w14:algn="ctr">
+                  <w14:noFill/>
+                  <w14:prstDash w14:val="solid"/>
+                  <w14:bevel/>
+                </w14:textOutline>
+              </w:rPr>
+              <w:t>}</w:t>
             </w:r>
           </w:p>
         </w:tc>
@@ -2895,6 +3391,7 @@
                 <w:sz w:val="9"/>
               </w:rPr>
             </w:pPr>
+            <w:proofErr w:type="gramStart"/>
             <w:r>
               <w:rPr>
                 <w:b/>
@@ -2908,7 +3405,23 @@
                   <w14:bevel/>
                 </w14:textOutline>
               </w:rPr>
-              <w:t>Total($):</w:t>
+              <w:t>Total(</w:t>
+            </w:r>
+            <w:proofErr w:type="gramEnd"/>
+            <w:r>
+              <w:rPr>
+                <w:b/>
+                <w:bCs/>
+                <w:spacing w:val="-4"/>
+                <w:sz w:val="16"/>
+                <w:szCs w:val="16"/>
+                <w14:textOutline w14:w="9525" w14:cap="rnd" w14:cmpd="sng" w14:algn="ctr">
+                  <w14:noFill/>
+                  <w14:prstDash w14:val="solid"/>
+                  <w14:bevel/>
+                </w14:textOutline>
+              </w:rPr>
+              <w:t>$):</w:t>
             </w:r>
           </w:p>
         </w:tc>
@@ -2944,6 +3457,8 @@
               </w:rPr>
               <w:t>{</w:t>
             </w:r>
+            <w:proofErr w:type="spellStart"/>
+            <w:proofErr w:type="gramStart"/>
             <w:r>
               <w:rPr>
                 <w:sz w:val="16"/>
@@ -2955,7 +3470,22 @@
                   <w14:bevel/>
                 </w14:textOutline>
               </w:rPr>
-              <w:t>custom.TotalACobrar}</w:t>
+              <w:t>custom.TotalACobrar</w:t>
+            </w:r>
+            <w:proofErr w:type="spellEnd"/>
+            <w:proofErr w:type="gramEnd"/>
+            <w:r>
+              <w:rPr>
+                <w:sz w:val="16"/>
+                <w:szCs w:val="16"/>
+                <w:lang w:val="es-419"/>
+                <w14:textOutline w14:w="9525" w14:cap="rnd" w14:cmpd="sng" w14:algn="ctr">
+                  <w14:noFill/>
+                  <w14:prstDash w14:val="solid"/>
+                  <w14:bevel/>
+                </w14:textOutline>
+              </w:rPr>
+              <w:t>}</w:t>
             </w:r>
           </w:p>
           <w:p>
@@ -3352,7 +3882,25 @@
                 <w:sz w:val="16"/>
                 <w:szCs w:val="16"/>
               </w:rPr>
-              <w:t>{custom.Asegurado.NombreCompleto}</w:t>
+              <w:t>{</w:t>
+            </w:r>
+            <w:proofErr w:type="spellStart"/>
+            <w:proofErr w:type="gramStart"/>
+            <w:r>
+              <w:rPr>
+                <w:sz w:val="16"/>
+                <w:szCs w:val="16"/>
+              </w:rPr>
+              <w:t>custom.Asegurado.NombreCompleto</w:t>
+            </w:r>
+            <w:proofErr w:type="spellEnd"/>
+            <w:proofErr w:type="gramEnd"/>
+            <w:r>
+              <w:rPr>
+                <w:sz w:val="16"/>
+                <w:szCs w:val="16"/>
+              </w:rPr>
+              <w:t>}</w:t>
             </w:r>
             <w:r>
               <w:rPr>
@@ -3374,6 +3922,7 @@
               </w:rPr>
               <w:t>{</w:t>
             </w:r>
+            <w:proofErr w:type="spellStart"/>
             <w:r>
               <w:rPr>
                 <w:spacing w:val="-2"/>
@@ -3382,6 +3931,7 @@
               </w:rPr>
               <w:t>custom.Asegurado.Identificacion</w:t>
             </w:r>
+            <w:proofErr w:type="spellEnd"/>
             <w:r>
               <w:rPr>
                 <w:sz w:val="16"/>
@@ -3860,6 +4410,7 @@
               </w:rPr>
               <w:t xml:space="preserve"> </w:t>
             </w:r>
+            <w:proofErr w:type="gramStart"/>
             <w:r>
               <w:rPr>
                 <w:w w:val="105"/>
@@ -3883,7 +4434,16 @@
                 <w:sz w:val="14"/>
                 <w:szCs w:val="14"/>
               </w:rPr>
-              <w:t>507)</w:t>
+              <w:t>507</w:t>
+            </w:r>
+            <w:proofErr w:type="gramEnd"/>
+            <w:r>
+              <w:rPr>
+                <w:w w:val="105"/>
+                <w:sz w:val="14"/>
+                <w:szCs w:val="14"/>
+              </w:rPr>
+              <w:t>)</w:t>
             </w:r>
             <w:r>
               <w:rPr>
@@ -3939,6 +4499,7 @@
               </w:rPr>
               <w:t xml:space="preserve"> </w:t>
             </w:r>
+            <w:proofErr w:type="gramStart"/>
             <w:r>
               <w:rPr>
                 <w:w w:val="105"/>
@@ -3962,7 +4523,16 @@
                 <w:sz w:val="14"/>
                 <w:szCs w:val="14"/>
               </w:rPr>
-              <w:t>507)</w:t>
+              <w:t>507</w:t>
+            </w:r>
+            <w:proofErr w:type="gramEnd"/>
+            <w:r>
+              <w:rPr>
+                <w:w w:val="105"/>
+                <w:sz w:val="14"/>
+                <w:szCs w:val="14"/>
+              </w:rPr>
+              <w:t>)</w:t>
             </w:r>
             <w:r>
               <w:rPr>
@@ -4410,19 +4980,46 @@
                               </w:rPr>
                               <w:t xml:space="preserve"> </w:t>
                             </w:r>
+                            <w:proofErr w:type="spellStart"/>
+                            <w:proofErr w:type="gramStart"/>
                             <w:r>
                               <w:rPr>
                                 <w:sz w:val="16"/>
                                 <w:szCs w:val="16"/>
                               </w:rPr>
-                              <w:t>Nº:</w:t>
+                              <w:t>Nº</w:t>
+                            </w:r>
+                            <w:proofErr w:type="spellEnd"/>
+                            <w:r>
+                              <w:rPr>
+                                <w:sz w:val="16"/>
+                                <w:szCs w:val="16"/>
+                              </w:rPr>
+                              <w:t>:</w:t>
                             </w:r>
                             <w:r>
                               <w:rPr>
                                 <w:sz w:val="16"/>
                                 <w:szCs w:val="16"/>
                               </w:rPr>
-                              <w:t>{code}</w:t>
+                              <w:t>{</w:t>
+                            </w:r>
+                            <w:proofErr w:type="spellStart"/>
+                            <w:proofErr w:type="gramEnd"/>
+                            <w:r>
+                              <w:rPr>
+                                <w:sz w:val="16"/>
+                                <w:szCs w:val="16"/>
+                              </w:rPr>
+                              <w:t>code</w:t>
+                            </w:r>
+                            <w:proofErr w:type="spellEnd"/>
+                            <w:r>
+                              <w:rPr>
+                                <w:sz w:val="16"/>
+                                <w:szCs w:val="16"/>
+                              </w:rPr>
+                              <w:t>}</w:t>
                             </w:r>
                             <w:r>
                               <w:rPr>
@@ -4465,7 +5062,27 @@
                                 <w:sz w:val="16"/>
                                 <w:szCs w:val="16"/>
                               </w:rPr>
-                              <w:t>{custom.TipoOperacion}</w:t>
+                              <w:t>{</w:t>
+                            </w:r>
+                            <w:proofErr w:type="spellStart"/>
+                            <w:proofErr w:type="gramStart"/>
+                            <w:r>
+                              <w:rPr>
+                                <w:spacing w:val="-10"/>
+                                <w:sz w:val="16"/>
+                                <w:szCs w:val="16"/>
+                              </w:rPr>
+                              <w:t>custom.TipoOperacion</w:t>
+                            </w:r>
+                            <w:proofErr w:type="spellEnd"/>
+                            <w:proofErr w:type="gramEnd"/>
+                            <w:r>
+                              <w:rPr>
+                                <w:spacing w:val="-10"/>
+                                <w:sz w:val="16"/>
+                                <w:szCs w:val="16"/>
+                              </w:rPr>
+                              <w:t>}</w:t>
                             </w:r>
                           </w:p>
                           <w:p>
@@ -4654,19 +5271,46 @@
                         </w:rPr>
                         <w:t xml:space="preserve"> </w:t>
                       </w:r>
+                      <w:proofErr w:type="spellStart"/>
+                      <w:proofErr w:type="gramStart"/>
                       <w:r>
                         <w:rPr>
                           <w:sz w:val="16"/>
                           <w:szCs w:val="16"/>
                         </w:rPr>
-                        <w:t>Nº:</w:t>
+                        <w:t>Nº</w:t>
+                      </w:r>
+                      <w:proofErr w:type="spellEnd"/>
+                      <w:r>
+                        <w:rPr>
+                          <w:sz w:val="16"/>
+                          <w:szCs w:val="16"/>
+                        </w:rPr>
+                        <w:t>:</w:t>
                       </w:r>
                       <w:r>
                         <w:rPr>
                           <w:sz w:val="16"/>
                           <w:szCs w:val="16"/>
                         </w:rPr>
-                        <w:t>{code}</w:t>
+                        <w:t>{</w:t>
+                      </w:r>
+                      <w:proofErr w:type="spellStart"/>
+                      <w:proofErr w:type="gramEnd"/>
+                      <w:r>
+                        <w:rPr>
+                          <w:sz w:val="16"/>
+                          <w:szCs w:val="16"/>
+                        </w:rPr>
+                        <w:t>code</w:t>
+                      </w:r>
+                      <w:proofErr w:type="spellEnd"/>
+                      <w:r>
+                        <w:rPr>
+                          <w:sz w:val="16"/>
+                          <w:szCs w:val="16"/>
+                        </w:rPr>
+                        <w:t>}</w:t>
                       </w:r>
                       <w:r>
                         <w:rPr>
@@ -4709,7 +5353,27 @@
                           <w:sz w:val="16"/>
                           <w:szCs w:val="16"/>
                         </w:rPr>
-                        <w:t>{custom.TipoOperacion}</w:t>
+                        <w:t>{</w:t>
+                      </w:r>
+                      <w:proofErr w:type="spellStart"/>
+                      <w:proofErr w:type="gramStart"/>
+                      <w:r>
+                        <w:rPr>
+                          <w:spacing w:val="-10"/>
+                          <w:sz w:val="16"/>
+                          <w:szCs w:val="16"/>
+                        </w:rPr>
+                        <w:t>custom.TipoOperacion</w:t>
+                      </w:r>
+                      <w:proofErr w:type="spellEnd"/>
+                      <w:proofErr w:type="gramEnd"/>
+                      <w:r>
+                        <w:rPr>
+                          <w:spacing w:val="-10"/>
+                          <w:sz w:val="16"/>
+                          <w:szCs w:val="16"/>
+                        </w:rPr>
+                        <w:t>}</w:t>
                       </w:r>
                     </w:p>
                     <w:p>
